--- a/KP_template.docx
+++ b/KP_template.docx
@@ -391,7 +391,7 @@
                 <w:color w:val="222120"/>
                 <w:sz w:val="20"/>
               </w:rPr>
-              <w:t>{#services}{{index}}</w:t>
+              <w:t>{{#services}}{{index}}</w:t>
             </w:r>
           </w:p>
         </w:tc>
@@ -457,7 +457,7 @@
                 <w:color w:val="222120"/>
                 <w:sz w:val="20"/>
               </w:rPr>
-              <w:t>{{price}}{/services}</w:t>
+              <w:t>{{price}}{{/services}}</w:t>
             </w:r>
           </w:p>
         </w:tc>
@@ -509,7 +509,7 @@
                 <w:color w:val="999999"/>
                 <w:sz w:val="20"/>
               </w:rPr>
-              <w:t>{#show_discount}Скидка {{discount_percent}}%{/show_discount}</w:t>
+              <w:t>{{#show_discount}}Скидка {{discount_percent}}%{{/show_discount}}</w:t>
             </w:r>
           </w:p>
         </w:tc>
@@ -542,7 +542,7 @@
                 <w:color w:val="999999"/>
                 <w:sz w:val="20"/>
               </w:rPr>
-              <w:t>{#show_discount}−{{discount_amount}} ₽{/show_discount}</w:t>
+              <w:t>{{#show_discount}}−{{discount_amount}} ₽{{/show_discount}}</w:t>
             </w:r>
           </w:p>
         </w:tc>

--- a/KP_template.docx
+++ b/KP_template.docx
@@ -99,7 +99,7 @@
                 <w:color w:val="222120"/>
                 <w:sz w:val="24"/>
               </w:rPr>
-              <w:t>ООО «ОПТИМА»</w:t>
+              <w:t>{{ex_name}}</w:t>
             </w:r>
           </w:p>
           <w:p>
@@ -127,7 +127,7 @@
                 <w:color w:val="222120"/>
                 <w:sz w:val="20"/>
               </w:rPr>
-              <w:t>Email: info@buhstart.ru</w:t>
+              <w:t>Email: {{ex_email}}</w:t>
             </w:r>
           </w:p>
           <w:p>
@@ -141,7 +141,7 @@
                 <w:color w:val="222120"/>
                 <w:sz w:val="20"/>
               </w:rPr>
-              <w:t>Адрес: Архангельская область, г. Северодвинск, Первомайская ул., д. 16</w:t>
+              <w:t>Адрес: {{ex_address}}</w:t>
             </w:r>
           </w:p>
         </w:tc>
@@ -698,7 +698,7 @@
           <w:color w:val="222120"/>
           <w:sz w:val="22"/>
         </w:rPr>
-        <w:t>ООО «ОПТИМА» предоставляет услуги бухгалтерского аутсорсинга с 2003 года. В нашем штате работают 17 аттестованных бухгалтеров и аудиторов, а также 39 удалённых экономистов, что позволяет оперативно решать задачи любой сложности. Мы несём полную материальную ответственность за результат своей работы, закреплённую в договоре. Все специалисты компании регулярно проходят обучение и подтверждают квалификацию.</w:t>
+        <w:t>{{ex_name}} предоставляет услуги бухгалтерского аутсорсинга с 2003 года. В нашем штате работают 17 аттестованных бухгалтеров и аудиторов, а также 39 удалённых экономистов, что позволяет оперативно решать задачи любой сложности. Мы несём полную материальную ответственность за результат своей работы, закреплённую в договоре. Все специалисты компании регулярно проходят обучение и подтверждают квалификацию.</w:t>
       </w:r>
     </w:p>
     <w:p>
@@ -800,7 +800,7 @@
           <w:color w:val="222120"/>
           <w:sz w:val="22"/>
         </w:rPr>
-        <w:t>Руководитель ___________ Горелкина Г.В.</w:t>
+        <w:t>Руководитель ___________ {{ex_dir_short}}</w:t>
       </w:r>
     </w:p>
     <w:p>
@@ -814,7 +814,7 @@
           <w:color w:val="666666"/>
           <w:sz w:val="18"/>
         </w:rPr>
-        <w:t>ООО «ОПТИМА»</w:t>
+        <w:t>{{ex_name}}</w:t>
       </w:r>
     </w:p>
     <w:sectPr>

--- a/KP_template.docx
+++ b/KP_template.docx
@@ -128,6 +128,20 @@
                 <w:sz w:val="20"/>
               </w:rPr>
               <w:t>Email: {{ex_email}}</w:t>
+            </w:r>
+          </w:p>
+          <w:p>
+            <w:pPr>
+              <w:spacing w:after="0"/>
+              <w:jc w:val="right"/>
+            </w:pPr>
+            <w:r>
+              <w:rPr>
+                <w:rFonts w:ascii="Arial" w:hAnsi="Arial"/>
+                <w:color w:val="222120"/>
+                <w:sz w:val="20"/>
+              </w:rPr>
+              <w:t>ИНН: {{ex_inn}}</w:t>
             </w:r>
           </w:p>
           <w:p>
